--- a/Demo Dokumente/DLP-Demo-Strictly-Confidential-Personalized-01.docx
+++ b/Demo Dokumente/DLP-Demo-Strictly-Confidential-Personalized-01.docx
@@ -187,7 +187,7 @@
           </w:tcPr>
           <w:p>
             <w:r>
-              <w:t xml:space="preserve">Demo 13 (Freigabe-Use-Cases), Demo 5 (Schritt-für-Schritt-Demo)</w:t>
+              <w:t>Label-Freigaben-RMS: Use Case 13 und Demo 5 · DLP-Demos: Abschnitt 2.1 Nr. 5</w:t>
             </w:r>
           </w:p>
         </w:tc>
